--- a/kpi/wis2-notification-message-kpi-DRAFT.docx
+++ b/kpi/wis2-notification-message-kpi-DRAFT.docx
@@ -45,7 +45,7 @@
         <w:pStyle w:val="Date"/>
       </w:pPr>
       <w:r>
-        <w:t xml:space="preserve">2024-10-23</w:t>
+        <w:t xml:space="preserve">2025-01-17</w:t>
       </w:r>
     </w:p>
     <w:p>
@@ -56,25 +56,33 @@
     <w:tbl>
       <w:tblPr>
         <w:tblStyle w:val="Table"/>
-        <w:tblW w:type="pct" w:w="5000.0"/>
-        <w:tblLook w:firstRow="0"/>
+        <w:tblW w:type="pct" w:w="5000"/>
+        <w:tblLook w:firstRow="0" w:lastRow="0" w:firstColumn="0" w:lastColumn="0" w:noHBand="0" w:noVBand="0" w:val="0000"/>
+        <w:jc w:val="start"/>
       </w:tblPr>
       <w:tblGrid>
         <w:gridCol w:w="7920"/>
       </w:tblGrid>
       <w:tr>
         <w:tc>
-          <w:p/>
+          <w:tcPr/>
+          <w:p>
+            <w:pPr>
+              <w:pStyle w:val="Compact"/>
+            </w:pPr>
+          </w:p>
         </w:tc>
       </w:tr>
       <w:tr>
         <w:tc>
+          <w:tcPr/>
           <w:p>
             <w:pPr>
               <w:jc w:val="left"/>
             </w:pPr>
             <w:r>
               <w:rPr>
+                <w:bCs/>
                 <w:b/>
               </w:rPr>
               <w:t xml:space="preserve">World Meteorological Organization</w:t>
@@ -84,18 +92,20 @@
       </w:tr>
       <w:tr>
         <w:tc>
-          <w:p>
-            <w:pPr>
-              <w:jc w:val="left"/>
-            </w:pPr>
-            <w:r>
-              <w:t xml:space="preserve">Date: 2024-10-23</w:t>
+          <w:tcPr/>
+          <w:p>
+            <w:pPr>
+              <w:jc w:val="left"/>
+            </w:pPr>
+            <w:r>
+              <w:t xml:space="preserve">Date: 2025-01-17</w:t>
             </w:r>
           </w:p>
         </w:tc>
       </w:tr>
       <w:tr>
         <w:tc>
+          <w:tcPr/>
           <w:p>
             <w:pPr>
               <w:jc w:val="left"/>
@@ -108,6 +118,7 @@
       </w:tr>
       <w:tr>
         <w:tc>
+          <w:tcPr/>
           <w:p>
             <w:pPr>
               <w:jc w:val="left"/>
@@ -131,6 +142,7 @@
       </w:tr>
       <w:tr>
         <w:tc>
+          <w:tcPr/>
           <w:p>
             <w:pPr>
               <w:jc w:val="left"/>
@@ -149,6 +161,7 @@
       </w:tr>
       <w:tr>
         <w:tc>
+          <w:tcPr/>
           <w:p>
             <w:pPr>
               <w:jc w:val="left"/>
@@ -167,6 +180,7 @@
       </w:tr>
       <w:tr>
         <w:tc>
+          <w:tcPr/>
           <w:p>
             <w:pPr>
               <w:jc w:val="left"/>
@@ -185,6 +199,7 @@
       </w:tr>
       <w:tr>
         <w:tc>
+          <w:tcPr/>
           <w:p>
             <w:pPr>
               <w:jc w:val="left"/>
@@ -203,6 +218,7 @@
       </w:tr>
       <w:tr>
         <w:tc>
+          <w:tcPr/>
           <w:p>
             <w:pPr>
               <w:jc w:val="left"/>
@@ -214,25 +230,23 @@
         </w:tc>
       </w:tr>
     </w:tbl>
+    <w:bookmarkStart w:id="41" w:name="X43f9398da9c2eb974194c1e60a2fdc80e1bfc87"/>
     <w:p>
       <w:pPr>
         <w:pStyle w:val="Heading1"/>
       </w:pPr>
-      <w:bookmarkStart w:id="29" w:name="X43f9398da9c2eb974194c1e60a2fdc80e1bfc87"/>
       <w:r>
         <w:t xml:space="preserve">Overview</w:t>
       </w:r>
-      <w:bookmarkEnd w:id="29"/>
-    </w:p>
+    </w:p>
+    <w:bookmarkStart w:id="31" w:name="Xb8b95d4b88fe185e018349e569b4efa2e7ef3dd"/>
     <w:p>
       <w:pPr>
         <w:pStyle w:val="Heading2"/>
       </w:pPr>
-      <w:bookmarkStart w:id="30" w:name="Xb8b95d4b88fe185e018349e569b4efa2e7ef3dd"/>
       <w:r>
         <w:t xml:space="preserve">Purpose</w:t>
       </w:r>
-      <w:bookmarkEnd w:id="30"/>
     </w:p>
     <w:p>
       <w:pPr>
@@ -277,18 +291,18 @@
         <w:rPr>
           <w:rStyle w:val="FootnoteReference"/>
         </w:rPr>
-        <w:footnoteReference w:id="31"/>
-      </w:r>
-    </w:p>
+        <w:footnoteReference w:id="29"/>
+      </w:r>
+    </w:p>
+    <w:bookmarkEnd w:id="31"/>
+    <w:bookmarkStart w:id="32" w:name="Xc8210088bf4711be4456d26326179eb58b8f5b4"/>
     <w:p>
       <w:pPr>
         <w:pStyle w:val="Heading2"/>
       </w:pPr>
-      <w:bookmarkStart w:id="33" w:name="Xc8210088bf4711be4456d26326179eb58b8f5b4"/>
       <w:r>
         <w:t xml:space="preserve">Scope</w:t>
       </w:r>
-      <w:bookmarkEnd w:id="33"/>
     </w:p>
     <w:p>
       <w:pPr>
@@ -304,15 +318,15 @@
         <w:t xml:space="preserve">other metadata specifications or representations are not in scope.</w:t>
       </w:r>
     </w:p>
+    <w:bookmarkEnd w:id="32"/>
+    <w:bookmarkStart w:id="33" w:name="Xd3eb036a852ae4abd9de591cc51a28510ade18b"/>
     <w:p>
       <w:pPr>
         <w:pStyle w:val="Heading2"/>
       </w:pPr>
-      <w:bookmarkStart w:id="34" w:name="Xd3eb036a852ae4abd9de591cc51a28510ade18b"/>
       <w:r>
         <w:t xml:space="preserve">Audience</w:t>
       </w:r>
-      <w:bookmarkEnd w:id="34"/>
     </w:p>
     <w:p>
       <w:pPr>
@@ -366,15 +380,15 @@
         <w:t xml:space="preserve">WIS2 Monitoring</w:t>
       </w:r>
     </w:p>
+    <w:bookmarkEnd w:id="33"/>
+    <w:bookmarkStart w:id="34" w:name="Xf9774d85c8dbfc7864a258d2277c6a9ddf4460d"/>
     <w:p>
       <w:pPr>
         <w:pStyle w:val="Heading2"/>
       </w:pPr>
-      <w:bookmarkStart w:id="35" w:name="Xf9774d85c8dbfc7864a258d2277c6a9ddf4460d"/>
       <w:r>
         <w:t xml:space="preserve">How to use</w:t>
       </w:r>
-      <w:bookmarkEnd w:id="35"/>
     </w:p>
     <w:p>
       <w:pPr>
@@ -432,15 +446,15 @@
         <w:t xml:space="preserve">and provide subsequent feedback to providers</w:t>
       </w:r>
     </w:p>
+    <w:bookmarkEnd w:id="34"/>
+    <w:bookmarkStart w:id="35" w:name="Xb9be7727666387f53608dc882085415bc4f0e48"/>
     <w:p>
       <w:pPr>
         <w:pStyle w:val="Heading2"/>
       </w:pPr>
-      <w:bookmarkStart w:id="36" w:name="Xb9be7727666387f53608dc882085415bc4f0e48"/>
       <w:r>
         <w:t xml:space="preserve">Scoring</w:t>
       </w:r>
-      <w:bookmarkEnd w:id="36"/>
     </w:p>
     <w:p>
       <w:pPr>
@@ -462,15 +476,15 @@
         <w:t xml:space="preserve">weighted rubric scoring.</w:t>
       </w:r>
     </w:p>
+    <w:bookmarkEnd w:id="35"/>
+    <w:bookmarkStart w:id="38" w:name="X631d1071454934a2716e33c5f0d930ad73e2fc1"/>
     <w:p>
       <w:pPr>
         <w:pStyle w:val="Heading2"/>
       </w:pPr>
-      <w:bookmarkStart w:id="37" w:name="X631d1071454934a2716e33c5f0d930ad73e2fc1"/>
       <w:r>
         <w:t xml:space="preserve">Reference implementation</w:t>
       </w:r>
-      <w:bookmarkEnd w:id="37"/>
     </w:p>
     <w:p>
       <w:pPr>
@@ -483,7 +497,7 @@
         <w:rPr>
           <w:rStyle w:val="FootnoteReference"/>
         </w:rPr>
-        <w:footnoteReference w:id="38"/>
+        <w:footnoteReference w:id="36"/>
       </w:r>
       <w:r>
         <w:t xml:space="preserve">, as the</w:t>
@@ -551,25 +565,24 @@
         <w:t xml:space="preserve">WMO.</w:t>
       </w:r>
     </w:p>
+    <w:bookmarkEnd w:id="38"/>
+    <w:bookmarkStart w:id="40" w:name="X092135ba5a88783865c456c6e3593fb42502819"/>
     <w:p>
       <w:pPr>
         <w:pStyle w:val="Heading2"/>
       </w:pPr>
-      <w:bookmarkStart w:id="40" w:name="X092135ba5a88783865c456c6e3593fb42502819"/>
       <w:r>
         <w:t xml:space="preserve">Conventions</w:t>
       </w:r>
-      <w:bookmarkEnd w:id="40"/>
-    </w:p>
+    </w:p>
+    <w:bookmarkStart w:id="39" w:name="X7925b0cd7a1fe55d0d19913e42e82b0c37ef94c"/>
     <w:p>
       <w:pPr>
         <w:pStyle w:val="Heading3"/>
       </w:pPr>
-      <w:bookmarkStart w:id="41" w:name="X7925b0cd7a1fe55d0d19913e42e82b0c37ef94c"/>
       <w:r>
         <w:t xml:space="preserve">Symbols and abbreviated terms</w:t>
       </w:r>
-      <w:bookmarkEnd w:id="41"/>
     </w:p>
     <w:p>
       <w:pPr>
@@ -582,8 +595,9 @@
     <w:tbl>
       <w:tblPr>
         <w:tblStyle w:val="Table"/>
-        <w:tblW w:type="pct" w:w="5000.0"/>
-        <w:tblLook w:firstRow="1"/>
+        <w:tblW w:type="pct" w:w="5000"/>
+        <w:tblLook w:firstRow="1" w:lastRow="0" w:firstColumn="0" w:lastColumn="0" w:noHBand="0" w:noVBand="0" w:val="0020"/>
+        <w:jc w:val="start"/>
         <w:tblCaption w:val="Symbols and abbreviated terms"/>
       </w:tblPr>
       <w:tblGrid>
@@ -592,15 +606,10 @@
       </w:tblGrid>
       <w:tr>
         <w:trPr>
-          <w:cnfStyle w:firstRow="1"/>
+          <w:tblHeader w:val="true"/>
         </w:trPr>
         <w:tc>
-          <w:tcPr>
-            <w:tcBorders>
-              <w:bottom w:val="single"/>
-            </w:tcBorders>
-            <w:vAlign w:val="bottom"/>
-          </w:tcPr>
+          <w:tcPr/>
           <w:p>
             <w:pPr>
               <w:pStyle w:val="Compact"/>
@@ -612,12 +621,7 @@
           </w:p>
         </w:tc>
         <w:tc>
-          <w:tcPr>
-            <w:tcBorders>
-              <w:bottom w:val="single"/>
-            </w:tcBorders>
-            <w:vAlign w:val="bottom"/>
-          </w:tcPr>
+          <w:tcPr/>
           <w:p>
             <w:pPr>
               <w:pStyle w:val="Compact"/>
@@ -631,6 +635,7 @@
       </w:tr>
       <w:tr>
         <w:tc>
+          <w:tcPr/>
           <w:p>
             <w:pPr>
               <w:jc w:val="left"/>
@@ -641,6 +646,7 @@
           </w:p>
         </w:tc>
         <w:tc>
+          <w:tcPr/>
           <w:p>
             <w:pPr>
               <w:jc w:val="left"/>
@@ -653,6 +659,7 @@
       </w:tr>
       <w:tr>
         <w:tc>
+          <w:tcPr/>
           <w:p>
             <w:pPr>
               <w:jc w:val="left"/>
@@ -663,6 +670,7 @@
           </w:p>
         </w:tc>
         <w:tc>
+          <w:tcPr/>
           <w:p>
             <w:pPr>
               <w:jc w:val="left"/>
@@ -675,6 +683,7 @@
       </w:tr>
       <w:tr>
         <w:tc>
+          <w:tcPr/>
           <w:p>
             <w:pPr>
               <w:jc w:val="left"/>
@@ -685,6 +694,7 @@
           </w:p>
         </w:tc>
         <w:tc>
+          <w:tcPr/>
           <w:p>
             <w:pPr>
               <w:jc w:val="left"/>
@@ -697,6 +707,7 @@
       </w:tr>
       <w:tr>
         <w:tc>
+          <w:tcPr/>
           <w:p>
             <w:pPr>
               <w:jc w:val="left"/>
@@ -707,6 +718,7 @@
           </w:p>
         </w:tc>
         <w:tc>
+          <w:tcPr/>
           <w:p>
             <w:pPr>
               <w:jc w:val="left"/>
@@ -719,6 +731,7 @@
       </w:tr>
       <w:tr>
         <w:tc>
+          <w:tcPr/>
           <w:p>
             <w:pPr>
               <w:jc w:val="left"/>
@@ -729,6 +742,7 @@
           </w:p>
         </w:tc>
         <w:tc>
+          <w:tcPr/>
           <w:p>
             <w:pPr>
               <w:jc w:val="left"/>
@@ -741,6 +755,7 @@
       </w:tr>
       <w:tr>
         <w:tc>
+          <w:tcPr/>
           <w:p>
             <w:pPr>
               <w:jc w:val="left"/>
@@ -751,6 +766,7 @@
           </w:p>
         </w:tc>
         <w:tc>
+          <w:tcPr/>
           <w:p>
             <w:pPr>
               <w:jc w:val="left"/>
@@ -763,6 +779,7 @@
       </w:tr>
       <w:tr>
         <w:tc>
+          <w:tcPr/>
           <w:p>
             <w:pPr>
               <w:jc w:val="left"/>
@@ -773,6 +790,7 @@
           </w:p>
         </w:tc>
         <w:tc>
+          <w:tcPr/>
           <w:p>
             <w:pPr>
               <w:jc w:val="left"/>
@@ -785,6 +803,7 @@
       </w:tr>
       <w:tr>
         <w:tc>
+          <w:tcPr/>
           <w:p>
             <w:pPr>
               <w:jc w:val="left"/>
@@ -795,6 +814,7 @@
           </w:p>
         </w:tc>
         <w:tc>
+          <w:tcPr/>
           <w:p>
             <w:pPr>
               <w:jc w:val="left"/>
@@ -807,6 +827,7 @@
       </w:tr>
       <w:tr>
         <w:tc>
+          <w:tcPr/>
           <w:p>
             <w:pPr>
               <w:jc w:val="left"/>
@@ -817,6 +838,7 @@
           </w:p>
         </w:tc>
         <w:tc>
+          <w:tcPr/>
           <w:p>
             <w:pPr>
               <w:jc w:val="left"/>
@@ -829,6 +851,7 @@
       </w:tr>
       <w:tr>
         <w:tc>
+          <w:tcPr/>
           <w:p>
             <w:pPr>
               <w:jc w:val="left"/>
@@ -839,6 +862,7 @@
           </w:p>
         </w:tc>
         <w:tc>
+          <w:tcPr/>
           <w:p>
             <w:pPr>
               <w:jc w:val="left"/>
@@ -851,6 +875,7 @@
       </w:tr>
       <w:tr>
         <w:tc>
+          <w:tcPr/>
           <w:p>
             <w:pPr>
               <w:jc w:val="left"/>
@@ -861,6 +886,7 @@
           </w:p>
         </w:tc>
         <w:tc>
+          <w:tcPr/>
           <w:p>
             <w:pPr>
               <w:jc w:val="left"/>
@@ -873,6 +899,7 @@
       </w:tr>
       <w:tr>
         <w:tc>
+          <w:tcPr/>
           <w:p>
             <w:pPr>
               <w:jc w:val="left"/>
@@ -883,6 +910,7 @@
           </w:p>
         </w:tc>
         <w:tc>
+          <w:tcPr/>
           <w:p>
             <w:pPr>
               <w:jc w:val="left"/>
@@ -895,6 +923,7 @@
       </w:tr>
       <w:tr>
         <w:tc>
+          <w:tcPr/>
           <w:p>
             <w:pPr>
               <w:jc w:val="left"/>
@@ -905,6 +934,7 @@
           </w:p>
         </w:tc>
         <w:tc>
+          <w:tcPr/>
           <w:p>
             <w:pPr>
               <w:jc w:val="left"/>
@@ -917,6 +947,7 @@
       </w:tr>
       <w:tr>
         <w:tc>
+          <w:tcPr/>
           <w:p>
             <w:pPr>
               <w:jc w:val="left"/>
@@ -927,6 +958,7 @@
           </w:p>
         </w:tc>
         <w:tc>
+          <w:tcPr/>
           <w:p>
             <w:pPr>
               <w:jc w:val="left"/>
@@ -938,35 +970,35 @@
         </w:tc>
       </w:tr>
     </w:tbl>
+    <w:bookmarkEnd w:id="39"/>
+    <w:bookmarkEnd w:id="40"/>
+    <w:bookmarkEnd w:id="41"/>
+    <w:bookmarkStart w:id="49" w:name="Xe7ebb52d659525b870c6f19e515145c62c7cfb5"/>
     <w:p>
       <w:pPr>
         <w:pStyle w:val="Heading1"/>
       </w:pPr>
-      <w:bookmarkStart w:id="42" w:name="Xe7ebb52d659525b870c6f19e515145c62c7cfb5"/>
       <w:r>
         <w:t xml:space="preserve">Key performance indicators</w:t>
       </w:r>
-      <w:bookmarkEnd w:id="42"/>
-    </w:p>
+    </w:p>
+    <w:bookmarkStart w:id="48" w:name="X327cf6933b814229fe2686e41cdd3f9e0a15a05"/>
     <w:p>
       <w:pPr>
         <w:pStyle w:val="Heading2"/>
       </w:pPr>
-      <w:bookmarkStart w:id="43" w:name="X327cf6933b814229fe2686e41cdd3f9e0a15a05"/>
       <w:r>
         <w:t xml:space="preserve">WCMP dataset record identification</w:t>
       </w:r>
-      <w:bookmarkEnd w:id="43"/>
-    </w:p>
+    </w:p>
+    <w:bookmarkStart w:id="42" w:name="X82c50c689028e72914d56e35841880f83946127"/>
     <w:p>
       <w:pPr>
         <w:pStyle w:val="Heading3"/>
       </w:pPr>
-      <w:bookmarkStart w:id="44" w:name="X82c50c689028e72914d56e35841880f83946127"/>
       <w:r>
         <w:t xml:space="preserve">WCMP properties</w:t>
       </w:r>
-      <w:bookmarkEnd w:id="44"/>
     </w:p>
     <w:p>
       <w:pPr>
@@ -982,15 +1014,15 @@
         <w:t xml:space="preserve">properties.metadata_id</w:t>
       </w:r>
     </w:p>
+    <w:bookmarkEnd w:id="42"/>
+    <w:bookmarkStart w:id="43" w:name="X1d6385a8fcd360fe75bce887cc461afa56db068"/>
     <w:p>
       <w:pPr>
         <w:pStyle w:val="Heading3"/>
       </w:pPr>
-      <w:bookmarkStart w:id="45" w:name="X1d6385a8fcd360fe75bce887cc461afa56db068"/>
       <w:r>
         <w:t xml:space="preserve">Rationale for measurement</w:t>
       </w:r>
-      <w:bookmarkEnd w:id="45"/>
     </w:p>
     <w:p>
       <w:pPr>
@@ -1000,15 +1032,15 @@
         <w:t xml:space="preserve">The metadata identifier provides linkage to the associated discovery metadata in the GDC and provides traceability to the overall dataset description.</w:t>
       </w:r>
     </w:p>
+    <w:bookmarkEnd w:id="43"/>
+    <w:bookmarkStart w:id="44" w:name="X250ba32e0a891ffab1bac6b1cb7509f9368944a"/>
     <w:p>
       <w:pPr>
         <w:pStyle w:val="Heading3"/>
       </w:pPr>
-      <w:bookmarkStart w:id="46" w:name="X250ba32e0a891ffab1bac6b1cb7509f9368944a"/>
       <w:r>
         <w:t xml:space="preserve">Measurement</w:t>
       </w:r>
-      <w:bookmarkEnd w:id="46"/>
     </w:p>
     <w:p>
       <w:pPr>
@@ -1018,15 +1050,15 @@
         <w:t xml:space="preserve">Whether WCMP discovery metadata information is available and can be successfully identified.</w:t>
       </w:r>
     </w:p>
+    <w:bookmarkEnd w:id="44"/>
+    <w:bookmarkStart w:id="45" w:name="X379db80a95e8e371d5aa07f3fb5c995a640e32e"/>
     <w:p>
       <w:pPr>
         <w:pStyle w:val="Heading3"/>
       </w:pPr>
-      <w:bookmarkStart w:id="47" w:name="X379db80a95e8e371d5aa07f3fb5c995a640e32e"/>
       <w:r>
         <w:t xml:space="preserve">Guidance to score well on this assessment</w:t>
       </w:r>
-      <w:bookmarkEnd w:id="47"/>
     </w:p>
     <w:p>
       <w:pPr>
@@ -1039,15 +1071,15 @@
         <w:t xml:space="preserve">Provide an identifier of the associated WCMP dataset record in the Global Discovery Catalogue</w:t>
       </w:r>
     </w:p>
+    <w:bookmarkEnd w:id="45"/>
+    <w:bookmarkStart w:id="46" w:name="X4263671cdca08cb5ab9595f4b9ac6526023bf55"/>
     <w:p>
       <w:pPr>
         <w:pStyle w:val="Heading3"/>
       </w:pPr>
-      <w:bookmarkStart w:id="48" w:name="X4263671cdca08cb5ab9595f4b9ac6526023bf55"/>
       <w:r>
         <w:t xml:space="preserve">Rules</w:t>
       </w:r>
-      <w:bookmarkEnd w:id="48"/>
     </w:p>
     <w:p>
       <w:pPr>
@@ -1060,8 +1092,9 @@
     <w:tbl>
       <w:tblPr>
         <w:tblStyle w:val="Table"/>
-        <w:tblW w:type="pct" w:w="5000.0"/>
-        <w:tblLook w:firstRow="1"/>
+        <w:tblW w:type="pct" w:w="5000"/>
+        <w:tblLook w:firstRow="1" w:lastRow="0" w:firstColumn="0" w:lastColumn="0" w:noHBand="0" w:noVBand="0" w:val="0020"/>
+        <w:jc w:val="start"/>
         <w:tblCaption w:val="Metadata identification implementation rules"/>
       </w:tblPr>
       <w:tblGrid>
@@ -1070,15 +1103,10 @@
       </w:tblGrid>
       <w:tr>
         <w:trPr>
-          <w:cnfStyle w:firstRow="1"/>
+          <w:tblHeader w:val="true"/>
         </w:trPr>
         <w:tc>
-          <w:tcPr>
-            <w:tcBorders>
-              <w:bottom w:val="single"/>
-            </w:tcBorders>
-            <w:vAlign w:val="bottom"/>
-          </w:tcPr>
+          <w:tcPr/>
           <w:p>
             <w:pPr>
               <w:pStyle w:val="Compact"/>
@@ -1090,12 +1118,7 @@
           </w:p>
         </w:tc>
         <w:tc>
-          <w:tcPr>
-            <w:tcBorders>
-              <w:bottom w:val="single"/>
-            </w:tcBorders>
-            <w:vAlign w:val="bottom"/>
-          </w:tcPr>
+          <w:tcPr/>
           <w:p>
             <w:pPr>
               <w:pStyle w:val="Compact"/>
@@ -1109,6 +1132,7 @@
       </w:tr>
       <w:tr>
         <w:tc>
+          <w:tcPr/>
           <w:p>
             <w:pPr>
               <w:jc w:val="left"/>
@@ -1134,6 +1158,7 @@
           </w:p>
         </w:tc>
         <w:tc>
+          <w:tcPr/>
           <w:p>
             <w:pPr>
               <w:jc w:val="left"/>
@@ -1146,6 +1171,7 @@
       </w:tr>
       <w:tr>
         <w:tc>
+          <w:tcPr/>
           <w:p>
             <w:pPr>
               <w:jc w:val="left"/>
@@ -1156,6 +1182,7 @@
           </w:p>
         </w:tc>
         <w:tc>
+          <w:tcPr/>
           <w:p>
             <w:pPr>
               <w:jc w:val="left"/>
@@ -1173,20 +1200,21 @@
       </w:pPr>
       <w:r>
         <w:rPr>
+          <w:bCs/>
           <w:b/>
         </w:rPr>
         <w:t xml:space="preserve">Total possible score: 2 (100%)</w:t>
       </w:r>
     </w:p>
+    <w:bookmarkEnd w:id="46"/>
+    <w:bookmarkStart w:id="47" w:name="X70860ddc704121b08ffd7850543538547ce4efd"/>
     <w:p>
       <w:pPr>
         <w:pStyle w:val="Heading3"/>
       </w:pPr>
-      <w:bookmarkStart w:id="49" w:name="X70860ddc704121b08ffd7850543538547ce4efd"/>
       <w:r>
         <w:t xml:space="preserve">Examples</w:t>
       </w:r>
-      <w:bookmarkEnd w:id="49"/>
     </w:p>
     <w:p>
       <w:pPr>
@@ -1283,6 +1311,9 @@
         <w:t xml:space="preserve">}</w:t>
       </w:r>
     </w:p>
+    <w:bookmarkEnd w:id="47"/>
+    <w:bookmarkEnd w:id="48"/>
+    <w:bookmarkEnd w:id="49"/>
     <w:sectPr/>
   </w:body>
 </w:document>
@@ -1404,7 +1435,7 @@
       </w:hyperlink>
     </w:p>
   </w:footnote>
-  <w:footnote w:id="31">
+  <w:footnote w:id="29">
     <w:p>
       <w:pPr>
         <w:pStyle w:val="FootnoteText"/>
@@ -1418,7 +1449,7 @@
       <w:r>
         <w:t xml:space="preserve"> </w:t>
       </w:r>
-      <w:hyperlink r:id="rId32">
+      <w:hyperlink r:id="rId30">
         <w:r>
           <w:rPr>
             <w:rStyle w:val="Hyperlink"/>
@@ -1428,7 +1459,7 @@
       </w:hyperlink>
     </w:p>
   </w:footnote>
-  <w:footnote w:id="38">
+  <w:footnote w:id="36">
     <w:p>
       <w:pPr>
         <w:pStyle w:val="FootnoteText"/>
@@ -1442,7 +1473,7 @@
       <w:r>
         <w:t xml:space="preserve"> </w:t>
       </w:r>
-      <w:hyperlink r:id="rId39">
+      <w:hyperlink r:id="rId37">
         <w:r>
           <w:rPr>
             <w:rStyle w:val="Hyperlink"/>
@@ -1458,17 +1489,14 @@
 <file path=word/numbering.xml><?xml version="1.0" encoding="utf-8"?>
 <w:numbering xmlns:w="http://schemas.openxmlformats.org/wordprocessingml/2006/main">
   <w:abstractNum w:abstractNumId="990">
-    <w:nsid w:val="2c1ae401"/>
+    <w:nsid w:val="A990"/>
     <w:multiLevelType w:val="multilevel"/>
     <w:lvl w:ilvl="0">
       <w:numFmt w:val="bullet"/>
       <w:lvlText w:val=" "/>
       <w:lvlJc w:val="left"/>
       <w:pPr>
-        <w:tabs>
-          <w:tab w:val="num" w:pos="0"/>
-        </w:tabs>
-        <w:ind w:left="480" w:hanging="480"/>
+        <w:ind w:left="720" w:hanging="480"/>
       </w:pPr>
     </w:lvl>
     <w:lvl w:ilvl="1">
@@ -1476,10 +1504,7 @@
       <w:lvlText w:val=" "/>
       <w:lvlJc w:val="left"/>
       <w:pPr>
-        <w:tabs>
-          <w:tab w:val="num" w:pos="720"/>
-        </w:tabs>
-        <w:ind w:left="1200" w:hanging="480"/>
+        <w:ind w:left="1440" w:hanging="480"/>
       </w:pPr>
     </w:lvl>
     <w:lvl w:ilvl="2">
@@ -1487,10 +1512,7 @@
       <w:lvlText w:val=" "/>
       <w:lvlJc w:val="left"/>
       <w:pPr>
-        <w:tabs>
-          <w:tab w:val="num" w:pos="1440"/>
-        </w:tabs>
-        <w:ind w:left="1920" w:hanging="480"/>
+        <w:ind w:left="2160" w:hanging="480"/>
       </w:pPr>
     </w:lvl>
     <w:lvl w:ilvl="3">
@@ -1498,10 +1520,7 @@
       <w:lvlText w:val=" "/>
       <w:lvlJc w:val="left"/>
       <w:pPr>
-        <w:tabs>
-          <w:tab w:val="num" w:pos="2160"/>
-        </w:tabs>
-        <w:ind w:left="2640" w:hanging="480"/>
+        <w:ind w:left="2880" w:hanging="480"/>
       </w:pPr>
     </w:lvl>
     <w:lvl w:ilvl="4">
@@ -1509,10 +1528,7 @@
       <w:lvlText w:val=" "/>
       <w:lvlJc w:val="left"/>
       <w:pPr>
-        <w:tabs>
-          <w:tab w:val="num" w:pos="2880"/>
-        </w:tabs>
-        <w:ind w:left="3360" w:hanging="480"/>
+        <w:ind w:left="3600" w:hanging="480"/>
       </w:pPr>
     </w:lvl>
     <w:lvl w:ilvl="5">
@@ -1520,10 +1536,7 @@
       <w:lvlText w:val=" "/>
       <w:lvlJc w:val="left"/>
       <w:pPr>
-        <w:tabs>
-          <w:tab w:val="num" w:pos="3600"/>
-        </w:tabs>
-        <w:ind w:left="4080" w:hanging="480"/>
+        <w:ind w:left="4320" w:hanging="480"/>
       </w:pPr>
     </w:lvl>
     <w:lvl w:ilvl="6">
@@ -1531,10 +1544,7 @@
       <w:lvlText w:val=" "/>
       <w:lvlJc w:val="left"/>
       <w:pPr>
-        <w:tabs>
-          <w:tab w:val="num" w:pos="4320"/>
-        </w:tabs>
-        <w:ind w:left="4800" w:hanging="480"/>
+        <w:ind w:left="5040" w:hanging="480"/>
       </w:pPr>
     </w:lvl>
     <w:lvl w:ilvl="7">
@@ -1542,10 +1552,7 @@
       <w:lvlText w:val=" "/>
       <w:lvlJc w:val="left"/>
       <w:pPr>
-        <w:tabs>
-          <w:tab w:val="num" w:pos="5040"/>
-        </w:tabs>
-        <w:ind w:left="5520" w:hanging="480"/>
+        <w:ind w:left="5760" w:hanging="480"/>
       </w:pPr>
     </w:lvl>
     <w:lvl w:ilvl="8">
@@ -1553,25 +1560,19 @@
       <w:lvlText w:val=" "/>
       <w:lvlJc w:val="left"/>
       <w:pPr>
-        <w:tabs>
-          <w:tab w:val="num" w:pos="5760"/>
-        </w:tabs>
-        <w:ind w:left="6240" w:hanging="480"/>
+        <w:ind w:left="6480" w:hanging="480"/>
       </w:pPr>
     </w:lvl>
   </w:abstractNum>
   <w:abstractNum w:abstractNumId="991">
-    <w:nsid w:val="ea454b4c"/>
+    <w:nsid w:val="A991"/>
     <w:multiLevelType w:val="multilevel"/>
     <w:lvl w:ilvl="0">
       <w:numFmt w:val="bullet"/>
       <w:lvlText w:val="•"/>
       <w:lvlJc w:val="left"/>
       <w:pPr>
-        <w:tabs>
-          <w:tab w:val="num" w:pos="0"/>
-        </w:tabs>
-        <w:ind w:left="480" w:hanging="480"/>
+        <w:ind w:left="720" w:hanging="480"/>
       </w:pPr>
     </w:lvl>
     <w:lvl w:ilvl="1">
@@ -1579,10 +1580,7 @@
       <w:lvlText w:val="–"/>
       <w:lvlJc w:val="left"/>
       <w:pPr>
-        <w:tabs>
-          <w:tab w:val="num" w:pos="720"/>
-        </w:tabs>
-        <w:ind w:left="1200" w:hanging="480"/>
+        <w:ind w:left="1440" w:hanging="480"/>
       </w:pPr>
     </w:lvl>
     <w:lvl w:ilvl="2">
@@ -1590,10 +1588,7 @@
       <w:lvlText w:val="•"/>
       <w:lvlJc w:val="left"/>
       <w:pPr>
-        <w:tabs>
-          <w:tab w:val="num" w:pos="1440"/>
-        </w:tabs>
-        <w:ind w:left="1920" w:hanging="480"/>
+        <w:ind w:left="2160" w:hanging="480"/>
       </w:pPr>
     </w:lvl>
     <w:lvl w:ilvl="3">
@@ -1601,10 +1596,7 @@
       <w:lvlText w:val="–"/>
       <w:lvlJc w:val="left"/>
       <w:pPr>
-        <w:tabs>
-          <w:tab w:val="num" w:pos="2160"/>
-        </w:tabs>
-        <w:ind w:left="2640" w:hanging="480"/>
+        <w:ind w:left="2880" w:hanging="480"/>
       </w:pPr>
     </w:lvl>
     <w:lvl w:ilvl="4">
@@ -1612,10 +1604,7 @@
       <w:lvlText w:val="•"/>
       <w:lvlJc w:val="left"/>
       <w:pPr>
-        <w:tabs>
-          <w:tab w:val="num" w:pos="2880"/>
-        </w:tabs>
-        <w:ind w:left="3360" w:hanging="480"/>
+        <w:ind w:left="3600" w:hanging="480"/>
       </w:pPr>
     </w:lvl>
     <w:lvl w:ilvl="5">
@@ -1623,10 +1612,7 @@
       <w:lvlText w:val="–"/>
       <w:lvlJc w:val="left"/>
       <w:pPr>
-        <w:tabs>
-          <w:tab w:val="num" w:pos="3600"/>
-        </w:tabs>
-        <w:ind w:left="4080" w:hanging="480"/>
+        <w:ind w:left="4320" w:hanging="480"/>
       </w:pPr>
     </w:lvl>
     <w:lvl w:ilvl="6">
@@ -1634,10 +1620,7 @@
       <w:lvlText w:val="•"/>
       <w:lvlJc w:val="left"/>
       <w:pPr>
-        <w:tabs>
-          <w:tab w:val="num" w:pos="4320"/>
-        </w:tabs>
-        <w:ind w:left="4800" w:hanging="480"/>
+        <w:ind w:left="5040" w:hanging="480"/>
       </w:pPr>
     </w:lvl>
     <w:lvl w:ilvl="7">
@@ -1645,10 +1628,7 @@
       <w:lvlText w:val="–"/>
       <w:lvlJc w:val="left"/>
       <w:pPr>
-        <w:tabs>
-          <w:tab w:val="num" w:pos="5040"/>
-        </w:tabs>
-        <w:ind w:left="5520" w:hanging="480"/>
+        <w:ind w:left="5760" w:hanging="480"/>
       </w:pPr>
     </w:lvl>
     <w:lvl w:ilvl="8">
@@ -1656,10 +1636,7 @@
       <w:lvlText w:val="•"/>
       <w:lvlJc w:val="left"/>
       <w:pPr>
-        <w:tabs>
-          <w:tab w:val="num" w:pos="5760"/>
-        </w:tabs>
-        <w:ind w:left="6240" w:hanging="480"/>
+        <w:ind w:left="6480" w:hanging="480"/>
       </w:pPr>
     </w:lvl>
   </w:abstractNum>
@@ -1689,10 +1666,10 @@
   <w:docDefaults>
     <w:rPrDefault>
       <w:rPr>
-        <w:rFonts w:asciiTheme="minorHAnsi" w:eastAsiaTheme="minorHAnsi" w:hAnsiTheme="minorHAnsi" w:cstheme="minorBidi"/>
+        <w:rFonts w:asciiTheme="minorHAnsi" w:cstheme="minorBidi" w:eastAsiaTheme="minorHAnsi" w:hAnsiTheme="minorHAnsi"/>
         <w:sz w:val="24"/>
         <w:szCs w:val="24"/>
-        <w:lang w:val="en-US" w:eastAsia="en-US" w:bidi="ar-SA"/>
+        <w:lang w:bidi="ar-SA" w:eastAsia="en-US" w:val="en-US"/>
       </w:rPr>
     </w:rPrDefault>
     <w:pPrDefault>
@@ -1701,35 +1678,35 @@
       </w:pPr>
     </w:pPrDefault>
   </w:docDefaults>
-  <w:latentStyles w:defLockedState="0" w:defUIPriority="0" w:defSemiHidden="0" w:defUnhideWhenUsed="0" w:defQFormat="0" w:count="276"/>
-  <w:style w:type="paragraph" w:default="1" w:styleId="Normal">
+  <w:latentStyles w:count="276" w:defLockedState="0" w:defQFormat="0" w:defSemiHidden="0" w:defUIPriority="0" w:defUnhideWhenUsed="0"/>
+  <w:style w:default="1" w:styleId="Normal" w:type="paragraph">
     <w:name w:val="Normal"/>
     <w:qFormat/>
   </w:style>
-  <w:style w:type="paragraph" w:styleId="BodyText">
+  <w:style w:styleId="BodyText" w:type="paragraph">
     <w:name w:val="Body Text"/>
     <w:basedOn w:val="Normal"/>
     <w:link w:val="BodyTextChar"/>
     <w:pPr>
-      <w:spacing w:before="180" w:after="180"/>
+      <w:spacing w:after="180" w:before="180"/>
     </w:pPr>
     <w:qFormat/>
   </w:style>
-  <w:style w:type="paragraph" w:customStyle="1" w:styleId="FirstParagraph">
+  <w:style w:customStyle="1" w:styleId="FirstParagraph" w:type="paragraph">
     <w:name w:val="First Paragraph"/>
     <w:basedOn w:val="BodyText"/>
     <w:next w:val="BodyText"/>
     <w:qFormat/>
   </w:style>
-  <w:style w:type="paragraph" w:customStyle="1" w:styleId="Compact">
+  <w:style w:customStyle="1" w:styleId="Compact" w:type="paragraph">
     <w:name w:val="Compact"/>
     <w:basedOn w:val="BodyText"/>
     <w:qFormat/>
     <w:pPr>
-      <w:spacing w:before="36" w:after="36"/>
+      <w:spacing w:after="36" w:before="36"/>
     </w:pPr>
   </w:style>
-  <w:style w:type="paragraph" w:styleId="Title">
+  <w:style w:styleId="Title" w:type="paragraph">
     <w:name w:val="Title"/>
     <w:basedOn w:val="Normal"/>
     <w:next w:val="BodyText"/>
@@ -1737,19 +1714,19 @@
     <w:pPr>
       <w:keepNext/>
       <w:keepLines/>
-      <w:spacing w:before="480" w:after="240"/>
+      <w:spacing w:after="240" w:before="480"/>
       <w:jc w:val="center"/>
     </w:pPr>
     <w:rPr>
-      <w:rFonts w:asciiTheme="majorHAnsi" w:eastAsiaTheme="majorEastAsia" w:hAnsiTheme="majorHAnsi" w:cstheme="majorBidi"/>
+      <w:rFonts w:asciiTheme="majorHAnsi" w:cstheme="majorBidi" w:eastAsiaTheme="majorEastAsia" w:hAnsiTheme="majorHAnsi"/>
       <w:b/>
       <w:bCs/>
-      <w:color w:val="345A8A" w:themeColor="accent1" w:themeShade="B5"/>
+      <w:color w:themeColor="accent1" w:themeShade="B5" w:val="345A8A"/>
       <w:sz w:val="36"/>
       <w:szCs w:val="36"/>
     </w:rPr>
   </w:style>
-  <w:style w:type="paragraph" w:styleId="Subtitle">
+  <w:style w:styleId="Subtitle" w:type="paragraph">
     <w:name w:val="Subtitle"/>
     <w:basedOn w:val="Title"/>
     <w:next w:val="BodyText"/>
@@ -1757,7 +1734,7 @@
     <w:pPr>
       <w:keepNext/>
       <w:keepLines/>
-      <w:spacing w:before="240" w:after="240"/>
+      <w:spacing w:after="240" w:before="240"/>
       <w:jc w:val="center"/>
     </w:pPr>
     <w:rPr>
@@ -1765,7 +1742,7 @@
       <w:szCs w:val="30"/>
     </w:rPr>
   </w:style>
-  <w:style w:type="paragraph" w:customStyle="1" w:styleId="Author">
+  <w:style w:customStyle="1" w:styleId="Author" w:type="paragraph">
     <w:name w:val="Author"/>
     <w:next w:val="BodyText"/>
     <w:qFormat/>
@@ -1775,7 +1752,7 @@
       <w:jc w:val="center"/>
     </w:pPr>
   </w:style>
-  <w:style w:type="paragraph" w:styleId="Date">
+  <w:style w:styleId="Date" w:type="paragraph">
     <w:name w:val="Date"/>
     <w:next w:val="BodyText"/>
     <w:qFormat/>
@@ -1785,7 +1762,26 @@
       <w:jc w:val="center"/>
     </w:pPr>
   </w:style>
-  <w:style w:type="paragraph" w:customStyle="1" w:styleId="Abstract">
+  <w:style w:customStyle="1" w:styleId="AbstractTitle" w:type="paragraph">
+    <w:name w:val="Abstract Title"/>
+    <w:basedOn w:val="Normal"/>
+    <w:next w:val="Abstract"/>
+    <w:qFormat/>
+    <w:pPr>
+      <w:keepNext/>
+      <w:keepLines/>
+      <w:jc w:val="center"/>
+      <w:spacing w:after="0" w:before="300"/>
+    </w:pPr>
+    <w:rPr>
+      <w:sz w:val="20"/>
+      <w:szCs w:val="20"/>
+      <w:b/>
+      <w:color w:val="345A8A"/>
+      &gt;
+    </w:rPr>
+  </w:style>
+  <w:style w:customStyle="1" w:styleId="Abstract" w:type="paragraph">
     <w:name w:val="Abstract"/>
     <w:basedOn w:val="Normal"/>
     <w:next w:val="BodyText"/>
@@ -1793,14 +1789,14 @@
     <w:pPr>
       <w:keepNext/>
       <w:keepLines/>
-      <w:spacing w:before="300" w:after="300"/>
+      <w:spacing w:after="300" w:before="100"/>
     </w:pPr>
     <w:rPr>
       <w:sz w:val="20"/>
       <w:szCs w:val="20"/>
     </w:rPr>
   </w:style>
-  <w:style w:type="paragraph" w:styleId="Bibliography">
+  <w:style w:styleId="Bibliography" w:type="paragraph">
     <w:name w:val="Bibliography"/>
     <w:basedOn w:val="Normal"/>
     <w:next w:val="Bibliography"/>
@@ -1808,7 +1804,7 @@
     <w:pPr/>
     <w:rPr/>
   </w:style>
-  <w:style w:type="paragraph" w:styleId="Heading1">
+  <w:style w:styleId="Heading1" w:type="paragraph">
     <w:name w:val="Heading 1"/>
     <w:basedOn w:val="Normal"/>
     <w:next w:val="BodyText"/>
@@ -1817,19 +1813,19 @@
     <w:pPr>
       <w:keepNext/>
       <w:keepLines/>
-      <w:spacing w:before="480" w:after="0"/>
+      <w:spacing w:after="0" w:before="480"/>
       <w:outlineLvl w:val="0"/>
     </w:pPr>
     <w:rPr>
-      <w:rFonts w:asciiTheme="majorHAnsi" w:eastAsiaTheme="majorEastAsia" w:hAnsiTheme="majorHAnsi" w:cstheme="majorBidi"/>
+      <w:rFonts w:asciiTheme="majorHAnsi" w:cstheme="majorBidi" w:eastAsiaTheme="majorEastAsia" w:hAnsiTheme="majorHAnsi"/>
       <w:b/>
       <w:bCs/>
-      <w:color w:val="4F81BD" w:themeColor="accent1"/>
+      <w:color w:themeColor="accent1" w:val="4F81BD"/>
       <w:sz w:val="32"/>
       <w:szCs w:val="32"/>
     </w:rPr>
   </w:style>
-  <w:style w:type="paragraph" w:styleId="Heading2">
+  <w:style w:styleId="Heading2" w:type="paragraph">
     <w:name w:val="Heading 2"/>
     <w:basedOn w:val="Normal"/>
     <w:next w:val="BodyText"/>
@@ -1839,19 +1835,19 @@
     <w:pPr>
       <w:keepNext/>
       <w:keepLines/>
-      <w:spacing w:before="200" w:after="0"/>
+      <w:spacing w:after="0" w:before="200"/>
       <w:outlineLvl w:val="1"/>
     </w:pPr>
     <w:rPr>
-      <w:rFonts w:asciiTheme="majorHAnsi" w:eastAsiaTheme="majorEastAsia" w:hAnsiTheme="majorHAnsi" w:cstheme="majorBidi"/>
+      <w:rFonts w:asciiTheme="majorHAnsi" w:cstheme="majorBidi" w:eastAsiaTheme="majorEastAsia" w:hAnsiTheme="majorHAnsi"/>
       <w:b/>
       <w:bCs/>
-      <w:color w:val="4F81BD" w:themeColor="accent1"/>
+      <w:color w:themeColor="accent1" w:val="4F81BD"/>
       <w:sz w:val="28"/>
       <w:szCs w:val="28"/>
     </w:rPr>
   </w:style>
-  <w:style w:type="paragraph" w:styleId="Heading3">
+  <w:style w:styleId="Heading3" w:type="paragraph">
     <w:name w:val="Heading 3"/>
     <w:basedOn w:val="Normal"/>
     <w:next w:val="BodyText"/>
@@ -1861,19 +1857,19 @@
     <w:pPr>
       <w:keepNext/>
       <w:keepLines/>
-      <w:spacing w:before="200" w:after="0"/>
+      <w:spacing w:after="0" w:before="200"/>
       <w:outlineLvl w:val="2"/>
     </w:pPr>
     <w:rPr>
-      <w:rFonts w:asciiTheme="majorHAnsi" w:eastAsiaTheme="majorEastAsia" w:hAnsiTheme="majorHAnsi" w:cstheme="majorBidi"/>
+      <w:rFonts w:asciiTheme="majorHAnsi" w:cstheme="majorBidi" w:eastAsiaTheme="majorEastAsia" w:hAnsiTheme="majorHAnsi"/>
       <w:b/>
       <w:bCs/>
-      <w:color w:val="4F81BD" w:themeColor="accent1"/>
+      <w:color w:themeColor="accent1" w:val="4F81BD"/>
       <w:sz w:val="24"/>
       <w:szCs w:val="24"/>
     </w:rPr>
   </w:style>
-  <w:style w:type="paragraph" w:styleId="Heading4">
+  <w:style w:styleId="Heading4" w:type="paragraph">
     <w:name w:val="Heading 4"/>
     <w:basedOn w:val="Normal"/>
     <w:next w:val="BodyText"/>
@@ -1883,19 +1879,19 @@
     <w:pPr>
       <w:keepNext/>
       <w:keepLines/>
-      <w:spacing w:before="200" w:after="0"/>
+      <w:spacing w:after="0" w:before="200"/>
       <w:outlineLvl w:val="3"/>
     </w:pPr>
     <w:rPr>
-      <w:rFonts w:asciiTheme="majorHAnsi" w:eastAsiaTheme="majorEastAsia" w:hAnsiTheme="majorHAnsi" w:cstheme="majorBidi"/>
+      <w:rFonts w:asciiTheme="majorHAnsi" w:cstheme="majorBidi" w:eastAsiaTheme="majorEastAsia" w:hAnsiTheme="majorHAnsi"/>
       <w:i/>
       <w:bCs/>
-      <w:color w:val="4F81BD" w:themeColor="accent1"/>
+      <w:color w:themeColor="accent1" w:val="4F81BD"/>
       <w:sz w:val="24"/>
       <w:szCs w:val="24"/>
     </w:rPr>
   </w:style>
-  <w:style w:type="paragraph" w:styleId="Heading5">
+  <w:style w:styleId="Heading5" w:type="paragraph">
     <w:name w:val="Heading 5"/>
     <w:basedOn w:val="Normal"/>
     <w:next w:val="BodyText"/>
@@ -1905,18 +1901,18 @@
     <w:pPr>
       <w:keepNext/>
       <w:keepLines/>
-      <w:spacing w:before="200" w:after="0"/>
+      <w:spacing w:after="0" w:before="200"/>
       <w:outlineLvl w:val="4"/>
     </w:pPr>
     <w:rPr>
-      <w:rFonts w:asciiTheme="majorHAnsi" w:eastAsiaTheme="majorEastAsia" w:hAnsiTheme="majorHAnsi" w:cstheme="majorBidi"/>
+      <w:rFonts w:asciiTheme="majorHAnsi" w:cstheme="majorBidi" w:eastAsiaTheme="majorEastAsia" w:hAnsiTheme="majorHAnsi"/>
       <w:iCs/>
-      <w:color w:val="4F81BD" w:themeColor="accent1"/>
+      <w:color w:themeColor="accent1" w:val="4F81BD"/>
       <w:sz w:val="24"/>
       <w:szCs w:val="24"/>
     </w:rPr>
   </w:style>
-  <w:style w:type="paragraph" w:styleId="Heading6">
+  <w:style w:styleId="Heading6" w:type="paragraph">
     <w:name w:val="Heading 6"/>
     <w:basedOn w:val="Normal"/>
     <w:next w:val="BodyText"/>
@@ -1926,17 +1922,17 @@
     <w:pPr>
       <w:keepNext/>
       <w:keepLines/>
-      <w:spacing w:before="200" w:after="0"/>
+      <w:spacing w:after="0" w:before="200"/>
       <w:outlineLvl w:val="5"/>
     </w:pPr>
     <w:rPr>
-      <w:rFonts w:asciiTheme="majorHAnsi" w:eastAsiaTheme="majorEastAsia" w:hAnsiTheme="majorHAnsi" w:cstheme="majorBidi"/>
-      <w:color w:val="4F81BD" w:themeColor="accent1"/>
+      <w:rFonts w:asciiTheme="majorHAnsi" w:cstheme="majorBidi" w:eastAsiaTheme="majorEastAsia" w:hAnsiTheme="majorHAnsi"/>
+      <w:color w:themeColor="accent1" w:val="4F81BD"/>
       <w:sz w:val="24"/>
       <w:szCs w:val="24"/>
     </w:rPr>
   </w:style>
-  <w:style w:type="paragraph" w:styleId="Heading7">
+  <w:style w:styleId="Heading7" w:type="paragraph">
     <w:name w:val="Heading 7"/>
     <w:basedOn w:val="Normal"/>
     <w:next w:val="BodyText"/>
@@ -1946,17 +1942,17 @@
     <w:pPr>
       <w:keepNext/>
       <w:keepLines/>
-      <w:spacing w:before="200" w:after="0"/>
+      <w:spacing w:after="0" w:before="200"/>
       <w:outlineLvl w:val="6"/>
     </w:pPr>
     <w:rPr>
-      <w:rFonts w:asciiTheme="majorHAnsi" w:eastAsiaTheme="majorEastAsia" w:hAnsiTheme="majorHAnsi" w:cstheme="majorBidi"/>
-      <w:color w:val="4F81BD" w:themeColor="accent1"/>
+      <w:rFonts w:asciiTheme="majorHAnsi" w:cstheme="majorBidi" w:eastAsiaTheme="majorEastAsia" w:hAnsiTheme="majorHAnsi"/>
+      <w:color w:themeColor="accent1" w:val="4F81BD"/>
       <w:sz w:val="24"/>
       <w:szCs w:val="24"/>
     </w:rPr>
   </w:style>
-  <w:style w:type="paragraph" w:styleId="Heading8">
+  <w:style w:styleId="Heading8" w:type="paragraph">
     <w:name w:val="Heading 8"/>
     <w:basedOn w:val="Normal"/>
     <w:next w:val="BodyText"/>
@@ -1966,17 +1962,17 @@
     <w:pPr>
       <w:keepNext/>
       <w:keepLines/>
-      <w:spacing w:before="200" w:after="0"/>
+      <w:spacing w:after="0" w:before="200"/>
       <w:outlineLvl w:val="7"/>
     </w:pPr>
     <w:rPr>
-      <w:rFonts w:asciiTheme="majorHAnsi" w:eastAsiaTheme="majorEastAsia" w:hAnsiTheme="majorHAnsi" w:cstheme="majorBidi"/>
-      <w:color w:val="4F81BD" w:themeColor="accent1"/>
+      <w:rFonts w:asciiTheme="majorHAnsi" w:cstheme="majorBidi" w:eastAsiaTheme="majorEastAsia" w:hAnsiTheme="majorHAnsi"/>
+      <w:color w:themeColor="accent1" w:val="4F81BD"/>
       <w:sz w:val="24"/>
       <w:szCs w:val="24"/>
     </w:rPr>
   </w:style>
-  <w:style w:type="paragraph" w:styleId="Heading9">
+  <w:style w:styleId="Heading9" w:type="paragraph">
     <w:name w:val="Heading 9"/>
     <w:basedOn w:val="Normal"/>
     <w:next w:val="BodyText"/>
@@ -1986,17 +1982,17 @@
     <w:pPr>
       <w:keepNext/>
       <w:keepLines/>
-      <w:spacing w:before="200" w:after="0"/>
+      <w:spacing w:after="0" w:before="200"/>
       <w:outlineLvl w:val="8"/>
     </w:pPr>
     <w:rPr>
-      <w:rFonts w:asciiTheme="majorHAnsi" w:eastAsiaTheme="majorEastAsia" w:hAnsiTheme="majorHAnsi" w:cstheme="majorBidi"/>
-      <w:color w:val="4F81BD" w:themeColor="accent1"/>
+      <w:rFonts w:asciiTheme="majorHAnsi" w:cstheme="majorBidi" w:eastAsiaTheme="majorEastAsia" w:hAnsiTheme="majorHAnsi"/>
+      <w:color w:themeColor="accent1" w:val="4F81BD"/>
       <w:sz w:val="24"/>
       <w:szCs w:val="24"/>
     </w:rPr>
   </w:style>
-  <w:style w:type="paragraph" w:styleId="BlockText">
+  <w:style w:styleId="BlockText" w:type="paragraph">
     <w:name w:val="Block Text"/>
     <w:basedOn w:val="BodyText"/>
     <w:next w:val="BodyText"/>
@@ -2004,11 +2000,11 @@
     <w:unhideWhenUsed/>
     <w:qFormat/>
     <w:pPr>
-      <w:spacing w:before="100" w:after="100"/>
+      <w:spacing w:after="100" w:before="100"/>
       <w:ind w:firstLine="0" w:left="480" w:right="480"/>
     </w:pPr>
   </w:style>
-  <w:style w:type="paragraph" w:styleId="FootnoteText">
+  <w:style w:styleId="FootnoteText" w:type="paragraph">
     <w:name w:val="Footnote Text"/>
     <w:basedOn w:val="Normal"/>
     <w:next w:val="FootnoteText"/>
@@ -2016,28 +2012,43 @@
     <w:unhideWhenUsed/>
     <w:qFormat/>
   </w:style>
-  <w:style w:type="character" w:default="1" w:styleId="DefaultParagraphFont">
+  <w:style w:default="1" w:styleId="DefaultParagraphFont" w:type="character">
     <w:name w:val="Default Paragraph Font"/>
     <w:semiHidden/>
     <w:unhideWhenUsed/>
   </w:style>
-  <w:style w:type="table" w:default="1" w:styleId="Table">
+  <w:style w:default="1" w:styleId="Table" w:type="table">
     <w:name w:val="Table"/>
     <w:basedOn w:val="TableNormal"/>
     <w:semiHidden/>
     <w:unhideWhenUsed/>
     <w:qFormat/>
     <w:tblPr>
-      <w:tblInd w:w="0" w:type="dxa"/>
+      <w:tblInd w:type="dxa" w:w="0"/>
       <w:tblCellMar>
-        <w:top w:w="0" w:type="dxa"/>
-        <w:left w:w="108" w:type="dxa"/>
-        <w:bottom w:w="0" w:type="dxa"/>
-        <w:right w:w="108" w:type="dxa"/>
+        <w:top w:type="dxa" w:w="0"/>
+        <w:left w:type="dxa" w:w="108"/>
+        <w:bottom w:type="dxa" w:w="0"/>
+        <w:right w:type="dxa" w:w="108"/>
       </w:tblCellMar>
     </w:tblPr>
-  </w:style>
-  <w:style w:type="paragraph" w:customStyle="1" w:styleId="DefinitionTerm">
+    <w:tblStylePr w:type="firstRow">
+      <w:tblPr>
+        <w:jc w:val="left"/>
+        <w:tblInd w:type="dxa" w:w="0"/>
+      </w:tblPr>
+      <w:trPr>
+        <w:jc w:val="left"/>
+      </w:trPr>
+      <w:tcPr>
+        <w:vAlign w:val="bottom"/>
+        <w:tcBorders>
+          <w:bottom w:val="single"/>
+        </w:tcBorders>
+      </w:tcPr>
+    </w:tblStylePr>
+  </w:style>
+  <w:style w:customStyle="1" w:styleId="DefinitionTerm" w:type="paragraph">
     <w:name w:val="Definition Term"/>
     <w:basedOn w:val="Normal"/>
     <w:next w:val="Definition"/>
@@ -2050,49 +2061,49 @@
       <w:b/>
     </w:rPr>
   </w:style>
-  <w:style w:type="paragraph" w:customStyle="1" w:styleId="Definition">
+  <w:style w:customStyle="1" w:styleId="Definition" w:type="paragraph">
     <w:name w:val="Definition"/>
     <w:basedOn w:val="Normal"/>
   </w:style>
-  <w:style w:type="paragraph" w:styleId="Caption">
+  <w:style w:styleId="Caption" w:type="paragraph">
     <w:name w:val="Caption"/>
     <w:basedOn w:val="Normal"/>
     <w:link w:val="BodyTextChar"/>
     <w:pPr>
-      <w:spacing w:before="0" w:after="120"/>
+      <w:spacing w:after="120" w:before="0"/>
     </w:pPr>
     <w:rPr>
       <w:i/>
     </w:rPr>
   </w:style>
-  <w:style w:type="paragraph" w:customStyle="1" w:styleId="TableCaption">
+  <w:style w:customStyle="1" w:styleId="TableCaption" w:type="paragraph">
     <w:name w:val="Table Caption"/>
     <w:basedOn w:val="Caption"/>
     <w:pPr>
       <w:keepNext/>
     </w:pPr>
   </w:style>
-  <w:style w:type="paragraph" w:customStyle="1" w:styleId="ImageCaption">
+  <w:style w:customStyle="1" w:styleId="ImageCaption" w:type="paragraph">
     <w:name w:val="Image Caption"/>
     <w:basedOn w:val="Caption"/>
   </w:style>
-  <w:style w:type="paragraph" w:customStyle="1" w:styleId="Figure">
+  <w:style w:customStyle="1" w:styleId="Figure" w:type="paragraph">
     <w:name w:val="Figure"/>
     <w:basedOn w:val="Normal"/>
   </w:style>
-  <w:style w:type="paragraph" w:customStyle="1" w:styleId="CaptionedFigure">
+  <w:style w:customStyle="1" w:styleId="CaptionedFigure" w:type="paragraph">
     <w:name w:val="Captioned Figure"/>
     <w:basedOn w:val="Figure"/>
     <w:pPr>
       <w:keepNext/>
     </w:pPr>
   </w:style>
-  <w:style w:type="character" w:customStyle="1" w:styleId="BodyTextChar">
+  <w:style w:customStyle="1" w:styleId="BodyTextChar" w:type="character">
     <w:name w:val="Body Text Char"/>
     <w:basedOn w:val="DefaultParagraphFont"/>
     <w:link w:val="BodyText"/>
   </w:style>
-  <w:style w:type="character" w:customStyle="1" w:styleId="VerbatimChar">
+  <w:style w:customStyle="1" w:styleId="VerbatimChar" w:type="character">
     <w:name w:val="Verbatim Char"/>
     <w:basedOn w:val="BodyTextChar"/>
     <w:rPr>
@@ -2100,21 +2111,25 @@
       <w:sz w:val="22"/>
     </w:rPr>
   </w:style>
-  <w:style w:type="character" w:styleId="FootnoteReference">
+  <w:style w:customStyle="1" w:styleId="SectionNumber" w:type="character">
+    <w:name w:val="Section Number"/>
+    <w:basedOn w:val="BodyTextChar"/>
+  </w:style>
+  <w:style w:styleId="FootnoteReference" w:type="character">
     <w:name w:val="Footnote Reference"/>
     <w:basedOn w:val="BodyTextChar"/>
     <w:rPr>
       <w:vertAlign w:val="superscript"/>
     </w:rPr>
   </w:style>
-  <w:style w:type="character" w:styleId="Hyperlink">
+  <w:style w:styleId="Hyperlink" w:type="character">
     <w:name w:val="Hyperlink"/>
     <w:basedOn w:val="BodyTextChar"/>
     <w:rPr>
-      <w:color w:val="4F81BD" w:themeColor="accent1"/>
-    </w:rPr>
-  </w:style>
-  <w:style w:type="paragraph" w:styleId="TOCHeading">
+      <w:color w:themeColor="accent1" w:val="4F81BD"/>
+    </w:rPr>
+  </w:style>
+  <w:style w:styleId="TOCHeading" w:type="paragraph">
     <w:name w:val="TOC Heading"/>
     <w:basedOn w:val="Heading1"/>
     <w:next w:val="BodyText"/>
@@ -2126,10 +2141,10 @@
       <w:outlineLvl w:val="9"/>
     </w:pPr>
     <w:rPr>
-      <w:rFonts w:asciiTheme="majorHAnsi" w:eastAsiaTheme="majorEastAsia" w:hAnsiTheme="majorHAnsi" w:cstheme="majorBidi"/>
+      <w:rFonts w:asciiTheme="majorHAnsi" w:cstheme="majorBidi" w:eastAsiaTheme="majorEastAsia" w:hAnsiTheme="majorHAnsi"/>
       <w:b w:val="0"/>
       <w:bCs w:val="0"/>
-      <w:color w:val="365F91" w:themeColor="accent1" w:themeShade="BF"/>
+      <w:color w:themeColor="accent1" w:themeShade="BF" w:val="365F91"/>
     </w:rPr>
   </w:style>
   <w:style w:type="paragraph" w:customStyle="1" w:styleId="SourceCode">
@@ -2221,7 +2236,10 @@
   <w:style w:type="character" w:customStyle="1" w:styleId="ImportTok">
     <w:name w:val="ImportTok"/>
     <w:basedOn w:val="VerbatimChar"/>
-    <w:rPr/>
+    <w:rPr>
+      <w:color w:val="008000"/>
+      <w:b/>
+    </w:rPr>
   </w:style>
   <w:style w:type="character" w:customStyle="1" w:styleId="CommentTok">
     <w:name w:val="CommentTok"/>
@@ -2296,7 +2314,9 @@
   <w:style w:type="character" w:customStyle="1" w:styleId="BuiltInTok">
     <w:name w:val="BuiltInTok"/>
     <w:basedOn w:val="VerbatimChar"/>
-    <w:rPr/>
+    <w:rPr>
+      <w:color w:val="008000"/>
+    </w:rPr>
   </w:style>
   <w:style w:type="character" w:customStyle="1" w:styleId="ExtensionTok">
     <w:name w:val="ExtensionTok"/>

--- a/kpi/wis2-notification-message-kpi-DRAFT.docx
+++ b/kpi/wis2-notification-message-kpi-DRAFT.docx
@@ -45,7 +45,7 @@
         <w:pStyle w:val="Date"/>
       </w:pPr>
       <w:r>
-        <w:t xml:space="preserve">2025-01-17</w:t>
+        <w:t xml:space="preserve">2025-02-18</w:t>
       </w:r>
     </w:p>
     <w:p>
@@ -98,7 +98,7 @@
               <w:jc w:val="left"/>
             </w:pPr>
             <w:r>
-              <w:t xml:space="preserve">Date: 2025-01-17</w:t>
+              <w:t xml:space="preserve">Date: 2025-02-18</w:t>
             </w:r>
           </w:p>
         </w:tc>

--- a/kpi/wis2-notification-message-kpi-DRAFT.docx
+++ b/kpi/wis2-notification-message-kpi-DRAFT.docx
@@ -45,7 +45,7 @@
         <w:pStyle w:val="Date"/>
       </w:pPr>
       <w:r>
-        <w:t xml:space="preserve">2025-02-18</w:t>
+        <w:t xml:space="preserve">2025-06-25</w:t>
       </w:r>
     </w:p>
     <w:p>
@@ -98,7 +98,7 @@
               <w:jc w:val="left"/>
             </w:pPr>
             <w:r>
-              <w:t xml:space="preserve">Date: 2025-02-18</w:t>
+              <w:t xml:space="preserve">Date: 2025-06-25</w:t>
             </w:r>
           </w:p>
         </w:tc>
@@ -111,7 +111,7 @@
               <w:jc w:val="left"/>
             </w:pPr>
             <w:r>
-              <w:t xml:space="preserve">Version: 1.0.0</w:t>
+              <w:t xml:space="preserve">Version: 1.1.0</w:t>
             </w:r>
           </w:p>
         </w:tc>
@@ -224,7 +224,7 @@
               <w:jc w:val="left"/>
             </w:pPr>
             <w:r>
-              <w:t xml:space="preserve">Copyright © 2024 World Meteorological Organization (WMO)</w:t>
+              <w:t xml:space="preserve">Copyright © 2024-2025 World Meteorological Organization (WMO)</w:t>
             </w:r>
           </w:p>
         </w:tc>

--- a/kpi/wis2-notification-message-kpi-DRAFT.docx
+++ b/kpi/wis2-notification-message-kpi-DRAFT.docx
@@ -45,7 +45,7 @@
         <w:pStyle w:val="Date"/>
       </w:pPr>
       <w:r>
-        <w:t xml:space="preserve">2025-06-25</w:t>
+        <w:t xml:space="preserve">2025-07-24</w:t>
       </w:r>
     </w:p>
     <w:p>
@@ -98,7 +98,7 @@
               <w:jc w:val="left"/>
             </w:pPr>
             <w:r>
-              <w:t xml:space="preserve">Date: 2025-06-25</w:t>
+              <w:t xml:space="preserve">Date: 2025-07-24</w:t>
             </w:r>
           </w:p>
         </w:tc>

--- a/kpi/wis2-notification-message-kpi-DRAFT.docx
+++ b/kpi/wis2-notification-message-kpi-DRAFT.docx
@@ -45,7 +45,7 @@
         <w:pStyle w:val="Date"/>
       </w:pPr>
       <w:r>
-        <w:t xml:space="preserve">2025-07-24</w:t>
+        <w:t xml:space="preserve">2025-07-30</w:t>
       </w:r>
     </w:p>
     <w:p>
@@ -98,7 +98,7 @@
               <w:jc w:val="left"/>
             </w:pPr>
             <w:r>
-              <w:t xml:space="preserve">Date: 2025-07-24</w:t>
+              <w:t xml:space="preserve">Date: 2025-07-30</w:t>
             </w:r>
           </w:p>
         </w:tc>
